--- a/web-app/files/docx_templates/APUNTSZAPOO3.00212-01-16_TEMPLATE.docx
+++ b/web-app/files/docx_templates/APUNTSZAPOO3.00212-01-16_TEMPLATE.docx
@@ -138,7 +138,7 @@
           <w:sz w:val="20"/>
           <w:lang w:val="pl-PL"/>
         </w:rPr>
-        <w:instrText xml:space="preserve"> MERGEFIELD $d.DataPodpisaniaAneksu \* MERGEFORMAT </w:instrText>
+        <w:instrText xml:space="preserve"> MERGEFIELD  $d.dataPodpisaniaAneksuPOZ  \* MERGEFORMAT </w:instrText>
       </w:r>
       <w:r>
         <w:rPr>
@@ -157,7 +157,7 @@
           <w:sz w:val="20"/>
           <w:lang w:val="pl-PL"/>
         </w:rPr>
-        <w:t>«$d.DataPodpisaniaAneksu»</w:t>
+        <w:t>«$d.dataPodpisaniaAneksuPOZ»</w:t>
       </w:r>
       <w:r>
         <w:rPr>
@@ -168,6 +168,8 @@
         </w:rPr>
         <w:fldChar w:fldCharType="end"/>
       </w:r>
+      <w:bookmarkStart w:id="0" w:name="_GoBack"/>
+      <w:bookmarkEnd w:id="0"/>
     </w:p>
     <w:p>
       <w:pPr>
@@ -1922,8 +1924,6 @@
           <w:lang w:val="pl-PL"/>
         </w:rPr>
       </w:pPr>
-      <w:bookmarkStart w:id="0" w:name="_GoBack"/>
-      <w:bookmarkEnd w:id="0"/>
     </w:p>
     <w:p>
       <w:pPr>
@@ -3358,7 +3358,7 @@
           <v:imagedata r:id="rId1" o:title=""/>
           <w10:wrap type="topAndBottom"/>
         </v:shape>
-        <o:OLEObject Type="Embed" ProgID="MSPhotoEd.3" ShapeID="_x0000_s2049" DrawAspect="Content" ObjectID="_1436350034" r:id="rId2"/>
+        <o:OLEObject Type="Embed" ProgID="MSPhotoEd.3" ShapeID="_x0000_s2049" DrawAspect="Content" ObjectID="_1437815328" r:id="rId2"/>
       </w:pict>
     </w:r>
   </w:p>
